--- a/assets/worksheets/simple-spectrometer/04-fft.docx
+++ b/assets/worksheets/simple-spectrometer/04-fft.docx
@@ -1763,7 +1763,7 @@
   <w:docDefaults>
     <w:rPrDefault>
       <w:rPr>
-        <w:rFonts w:asciiTheme="minorHAnsi" w:eastAsiaTheme="minorEastAsia" w:hAnsiTheme="minorHAnsi" w:cstheme="minorBidi"/>
+        <w:rFonts w:ascii="Arial" w:hAnsi="Arial" w:cs="Arial" w:eastAsia="Arial"/>
         <w:sz w:val="22"/>
         <w:szCs w:val="22"/>
         <w:lang w:val="en-US" w:eastAsia="en-US" w:bidi="ar-SA"/>
@@ -1922,7 +1922,7 @@
       <w:spacing w:after="120" w:line="264" w:lineRule="auto"/>
     </w:pPr>
     <w:rPr>
-      <w:rFonts w:ascii="Arial" w:hAnsi="Arial"/>
+      <w:rFonts w:ascii="Arial" w:hAnsi="Arial" w:cs="Arial" w:eastAsia="Arial"/>
       <w:b w:val="0"/>
       <w:color w:val="000000"/>
       <w:sz w:val="22"/>
@@ -1939,7 +1939,7 @@
       <w:spacing w:after="120" w:line="264" w:lineRule="auto"/>
     </w:pPr>
     <w:rPr>
-      <w:rFonts w:ascii="Arial" w:hAnsi="Arial"/>
+      <w:rFonts w:ascii="Arial" w:hAnsi="Arial" w:cs="Arial" w:eastAsia="Arial"/>
       <w:b w:val="0"/>
       <w:color w:val="000000"/>
       <w:sz w:val="18"/>
@@ -1963,7 +1963,7 @@
       <w:spacing w:after="120" w:line="264" w:lineRule="auto"/>
     </w:pPr>
     <w:rPr>
-      <w:rFonts w:ascii="Arial" w:hAnsi="Arial"/>
+      <w:rFonts w:ascii="Arial" w:hAnsi="Arial" w:cs="Arial" w:eastAsia="Arial"/>
       <w:b w:val="0"/>
       <w:color w:val="000000"/>
       <w:sz w:val="18"/>
@@ -1991,7 +1991,7 @@
       <w:outlineLvl w:val="0"/>
     </w:pPr>
     <w:rPr>
-      <w:rFonts w:asciiTheme="majorHAnsi" w:eastAsiaTheme="majorEastAsia" w:hAnsiTheme="majorHAnsi" w:cstheme="majorBidi" w:ascii="Arial" w:hAnsi="Arial"/>
+      <w:rFonts w:ascii="Arial" w:hAnsi="Arial" w:cs="Arial" w:eastAsia="Arial"/>
       <w:b/>
       <w:bCs/>
       <w:color w:val="000000"/>
@@ -2015,7 +2015,7 @@
       <w:outlineLvl w:val="1"/>
     </w:pPr>
     <w:rPr>
-      <w:rFonts w:asciiTheme="majorHAnsi" w:eastAsiaTheme="majorEastAsia" w:hAnsiTheme="majorHAnsi" w:cstheme="majorBidi" w:ascii="Arial" w:hAnsi="Arial"/>
+      <w:rFonts w:ascii="Arial" w:hAnsi="Arial" w:cs="Arial" w:eastAsia="Arial"/>
       <w:b/>
       <w:bCs/>
       <w:color w:val="000000"/>
@@ -2039,7 +2039,7 @@
       <w:outlineLvl w:val="2"/>
     </w:pPr>
     <w:rPr>
-      <w:rFonts w:asciiTheme="majorHAnsi" w:eastAsiaTheme="majorEastAsia" w:hAnsiTheme="majorHAnsi" w:cstheme="majorBidi"/>
+      <w:rFonts w:ascii="Arial" w:hAnsi="Arial" w:cs="Arial" w:eastAsia="Arial"/>
       <w:b/>
       <w:bCs/>
       <w:color w:val="4F81BD" w:themeColor="accent1"/>
@@ -2062,7 +2062,7 @@
       <w:outlineLvl w:val="3"/>
     </w:pPr>
     <w:rPr>
-      <w:rFonts w:asciiTheme="majorHAnsi" w:eastAsiaTheme="majorEastAsia" w:hAnsiTheme="majorHAnsi" w:cstheme="majorBidi"/>
+      <w:rFonts w:ascii="Arial" w:hAnsi="Arial" w:cs="Arial" w:eastAsia="Arial"/>
       <w:b/>
       <w:bCs/>
       <w:i/>
@@ -2087,7 +2087,7 @@
       <w:outlineLvl w:val="4"/>
     </w:pPr>
     <w:rPr>
-      <w:rFonts w:asciiTheme="majorHAnsi" w:eastAsiaTheme="majorEastAsia" w:hAnsiTheme="majorHAnsi" w:cstheme="majorBidi"/>
+      <w:rFonts w:ascii="Arial" w:hAnsi="Arial" w:cs="Arial" w:eastAsia="Arial"/>
       <w:color w:val="243F60" w:themeColor="accent1" w:themeShade="7F"/>
     </w:rPr>
   </w:style>
@@ -2108,7 +2108,7 @@
       <w:outlineLvl w:val="5"/>
     </w:pPr>
     <w:rPr>
-      <w:rFonts w:asciiTheme="majorHAnsi" w:eastAsiaTheme="majorEastAsia" w:hAnsiTheme="majorHAnsi" w:cstheme="majorBidi"/>
+      <w:rFonts w:ascii="Arial" w:hAnsi="Arial" w:cs="Arial" w:eastAsia="Arial"/>
       <w:i/>
       <w:iCs/>
       <w:color w:val="243F60" w:themeColor="accent1" w:themeShade="7F"/>
@@ -2131,7 +2131,7 @@
       <w:outlineLvl w:val="6"/>
     </w:pPr>
     <w:rPr>
-      <w:rFonts w:asciiTheme="majorHAnsi" w:eastAsiaTheme="majorEastAsia" w:hAnsiTheme="majorHAnsi" w:cstheme="majorBidi"/>
+      <w:rFonts w:ascii="Arial" w:hAnsi="Arial" w:cs="Arial" w:eastAsia="Arial"/>
       <w:i/>
       <w:iCs/>
       <w:color w:val="404040" w:themeColor="text1" w:themeTint="BF"/>
@@ -2154,7 +2154,7 @@
       <w:outlineLvl w:val="7"/>
     </w:pPr>
     <w:rPr>
-      <w:rFonts w:asciiTheme="majorHAnsi" w:eastAsiaTheme="majorEastAsia" w:hAnsiTheme="majorHAnsi" w:cstheme="majorBidi"/>
+      <w:rFonts w:ascii="Arial" w:hAnsi="Arial" w:cs="Arial" w:eastAsia="Arial"/>
       <w:color w:val="4F81BD" w:themeColor="accent1"/>
       <w:sz w:val="20"/>
       <w:szCs w:val="20"/>
@@ -2177,7 +2177,7 @@
       <w:outlineLvl w:val="8"/>
     </w:pPr>
     <w:rPr>
-      <w:rFonts w:asciiTheme="majorHAnsi" w:eastAsiaTheme="majorEastAsia" w:hAnsiTheme="majorHAnsi" w:cstheme="majorBidi"/>
+      <w:rFonts w:ascii="Arial" w:hAnsi="Arial" w:cs="Arial" w:eastAsia="Arial"/>
       <w:i/>
       <w:iCs/>
       <w:color w:val="404040" w:themeColor="text1" w:themeTint="BF"/>
@@ -2228,7 +2228,7 @@
     <w:uiPriority w:val="9"/>
     <w:rsid w:val="00FC693F"/>
     <w:rPr>
-      <w:rFonts w:asciiTheme="majorHAnsi" w:eastAsiaTheme="majorEastAsia" w:hAnsiTheme="majorHAnsi" w:cstheme="majorBidi"/>
+      <w:rFonts w:ascii="Arial" w:hAnsi="Arial" w:cs="Arial" w:eastAsia="Arial"/>
       <w:b/>
       <w:bCs/>
       <w:color w:val="365F91" w:themeColor="accent1" w:themeShade="BF"/>
@@ -2243,7 +2243,7 @@
     <w:uiPriority w:val="9"/>
     <w:rsid w:val="00FC693F"/>
     <w:rPr>
-      <w:rFonts w:asciiTheme="majorHAnsi" w:eastAsiaTheme="majorEastAsia" w:hAnsiTheme="majorHAnsi" w:cstheme="majorBidi"/>
+      <w:rFonts w:ascii="Arial" w:hAnsi="Arial" w:cs="Arial" w:eastAsia="Arial"/>
       <w:b/>
       <w:bCs/>
       <w:color w:val="4F81BD" w:themeColor="accent1"/>
@@ -2258,7 +2258,7 @@
     <w:uiPriority w:val="9"/>
     <w:rsid w:val="00FC693F"/>
     <w:rPr>
-      <w:rFonts w:asciiTheme="majorHAnsi" w:eastAsiaTheme="majorEastAsia" w:hAnsiTheme="majorHAnsi" w:cstheme="majorBidi"/>
+      <w:rFonts w:ascii="Arial" w:hAnsi="Arial" w:cs="Arial" w:eastAsia="Arial"/>
       <w:b/>
       <w:bCs/>
       <w:color w:val="4F81BD" w:themeColor="accent1"/>
@@ -2277,7 +2277,7 @@
       <w:contextualSpacing/>
     </w:pPr>
     <w:rPr>
-      <w:rFonts w:asciiTheme="majorHAnsi" w:eastAsiaTheme="majorEastAsia" w:hAnsiTheme="majorHAnsi" w:cstheme="majorBidi" w:ascii="Arial" w:hAnsi="Arial"/>
+      <w:rFonts w:ascii="Arial" w:hAnsi="Arial" w:cs="Arial" w:eastAsia="Arial"/>
       <w:b/>
       <w:color w:val="000000"/>
       <w:spacing w:val="5"/>
@@ -2293,7 +2293,7 @@
     <w:uiPriority w:val="10"/>
     <w:rsid w:val="00FC693F"/>
     <w:rPr>
-      <w:rFonts w:asciiTheme="majorHAnsi" w:eastAsiaTheme="majorEastAsia" w:hAnsiTheme="majorHAnsi" w:cstheme="majorBidi"/>
+      <w:rFonts w:ascii="Arial" w:hAnsi="Arial" w:cs="Arial" w:eastAsia="Arial"/>
       <w:color w:val="17365D" w:themeColor="text2" w:themeShade="BF"/>
       <w:spacing w:val="5"/>
       <w:kern w:val="28"/>
@@ -2316,7 +2316,7 @@
       <w:spacing w:after="120" w:line="264" w:lineRule="auto"/>
     </w:pPr>
     <w:rPr>
-      <w:rFonts w:asciiTheme="majorHAnsi" w:eastAsiaTheme="majorEastAsia" w:hAnsiTheme="majorHAnsi" w:cstheme="majorBidi" w:ascii="Arial" w:hAnsi="Arial"/>
+      <w:rFonts w:ascii="Arial" w:hAnsi="Arial" w:cs="Arial" w:eastAsia="Arial"/>
       <w:b w:val="0"/>
       <w:i/>
       <w:iCs/>
@@ -2333,7 +2333,7 @@
     <w:uiPriority w:val="11"/>
     <w:rsid w:val="00FC693F"/>
     <w:rPr>
-      <w:rFonts w:asciiTheme="majorHAnsi" w:eastAsiaTheme="majorEastAsia" w:hAnsiTheme="majorHAnsi" w:cstheme="majorBidi"/>
+      <w:rFonts w:ascii="Arial" w:hAnsi="Arial" w:cs="Arial" w:eastAsia="Arial"/>
       <w:i/>
       <w:iCs/>
       <w:color w:val="4F81BD" w:themeColor="accent1"/>
@@ -2462,7 +2462,7 @@
       <w:contextualSpacing/>
     </w:pPr>
     <w:rPr>
-      <w:rFonts w:ascii="Arial" w:hAnsi="Arial"/>
+      <w:rFonts w:ascii="Arial" w:hAnsi="Arial" w:cs="Arial" w:eastAsia="Arial"/>
       <w:b w:val="0"/>
       <w:color w:val="000000"/>
       <w:sz w:val="22"/>
@@ -2508,7 +2508,7 @@
       <w:contextualSpacing/>
     </w:pPr>
     <w:rPr>
-      <w:rFonts w:ascii="Arial" w:hAnsi="Arial"/>
+      <w:rFonts w:ascii="Arial" w:hAnsi="Arial" w:cs="Arial" w:eastAsia="Arial"/>
       <w:b w:val="0"/>
       <w:color w:val="000000"/>
       <w:sz w:val="22"/>
@@ -2594,7 +2594,7 @@
       </w:tabs>
     </w:pPr>
     <w:rPr>
-      <w:rFonts w:ascii="Courier" w:hAnsi="Courier"/>
+      <w:rFonts w:ascii="Arial" w:hAnsi="Arial" w:cs="Arial" w:eastAsia="Arial"/>
       <w:sz w:val="20"/>
       <w:szCs w:val="20"/>
     </w:rPr>
@@ -2606,7 +2606,7 @@
     <w:uiPriority w:val="99"/>
     <w:rsid w:val="0029639D"/>
     <w:rPr>
-      <w:rFonts w:ascii="Courier" w:hAnsi="Courier"/>
+      <w:rFonts w:ascii="Arial" w:hAnsi="Arial" w:cs="Arial" w:eastAsia="Arial"/>
       <w:sz w:val="20"/>
       <w:szCs w:val="20"/>
     </w:rPr>
@@ -2645,7 +2645,7 @@
     <w:semiHidden/>
     <w:rsid w:val="00FC693F"/>
     <w:rPr>
-      <w:rFonts w:asciiTheme="majorHAnsi" w:eastAsiaTheme="majorEastAsia" w:hAnsiTheme="majorHAnsi" w:cstheme="majorBidi"/>
+      <w:rFonts w:ascii="Arial" w:hAnsi="Arial" w:cs="Arial" w:eastAsia="Arial"/>
       <w:b/>
       <w:bCs/>
       <w:i/>
@@ -2661,7 +2661,7 @@
     <w:semiHidden/>
     <w:rsid w:val="00FC693F"/>
     <w:rPr>
-      <w:rFonts w:asciiTheme="majorHAnsi" w:eastAsiaTheme="majorEastAsia" w:hAnsiTheme="majorHAnsi" w:cstheme="majorBidi"/>
+      <w:rFonts w:ascii="Arial" w:hAnsi="Arial" w:cs="Arial" w:eastAsia="Arial"/>
       <w:color w:val="243F60" w:themeColor="accent1" w:themeShade="7F"/>
     </w:rPr>
   </w:style>
@@ -2673,7 +2673,7 @@
     <w:semiHidden/>
     <w:rsid w:val="00FC693F"/>
     <w:rPr>
-      <w:rFonts w:asciiTheme="majorHAnsi" w:eastAsiaTheme="majorEastAsia" w:hAnsiTheme="majorHAnsi" w:cstheme="majorBidi"/>
+      <w:rFonts w:ascii="Arial" w:hAnsi="Arial" w:cs="Arial" w:eastAsia="Arial"/>
       <w:i/>
       <w:iCs/>
       <w:color w:val="243F60" w:themeColor="accent1" w:themeShade="7F"/>
@@ -2687,7 +2687,7 @@
     <w:semiHidden/>
     <w:rsid w:val="00FC693F"/>
     <w:rPr>
-      <w:rFonts w:asciiTheme="majorHAnsi" w:eastAsiaTheme="majorEastAsia" w:hAnsiTheme="majorHAnsi" w:cstheme="majorBidi"/>
+      <w:rFonts w:ascii="Arial" w:hAnsi="Arial" w:cs="Arial" w:eastAsia="Arial"/>
       <w:i/>
       <w:iCs/>
       <w:color w:val="404040" w:themeColor="text1" w:themeTint="BF"/>
@@ -2701,7 +2701,7 @@
     <w:semiHidden/>
     <w:rsid w:val="00FC693F"/>
     <w:rPr>
-      <w:rFonts w:asciiTheme="majorHAnsi" w:eastAsiaTheme="majorEastAsia" w:hAnsiTheme="majorHAnsi" w:cstheme="majorBidi"/>
+      <w:rFonts w:ascii="Arial" w:hAnsi="Arial" w:cs="Arial" w:eastAsia="Arial"/>
       <w:color w:val="4F81BD" w:themeColor="accent1"/>
       <w:sz w:val="20"/>
       <w:szCs w:val="20"/>
@@ -2715,7 +2715,7 @@
     <w:semiHidden/>
     <w:rsid w:val="00FC693F"/>
     <w:rPr>
-      <w:rFonts w:asciiTheme="majorHAnsi" w:eastAsiaTheme="majorEastAsia" w:hAnsiTheme="majorHAnsi" w:cstheme="majorBidi"/>
+      <w:rFonts w:ascii="Arial" w:hAnsi="Arial" w:cs="Arial" w:eastAsia="Arial"/>
       <w:i/>
       <w:iCs/>
       <w:color w:val="404040" w:themeColor="text1" w:themeTint="BF"/>
@@ -4301,7 +4301,7 @@
         <w:spacing w:before="0" w:after="0" w:line="240" w:lineRule="auto"/>
       </w:pPr>
       <w:rPr>
-        <w:rFonts w:asciiTheme="majorHAnsi" w:eastAsiaTheme="majorEastAsia" w:hAnsiTheme="majorHAnsi" w:cstheme="majorBidi"/>
+        <w:rFonts w:ascii="Arial" w:hAnsi="Arial" w:cs="Arial" w:eastAsia="Arial"/>
         <w:b/>
         <w:bCs/>
       </w:rPr>
@@ -4322,7 +4322,7 @@
         <w:spacing w:before="0" w:after="0" w:line="240" w:lineRule="auto"/>
       </w:pPr>
       <w:rPr>
-        <w:rFonts w:asciiTheme="majorHAnsi" w:eastAsiaTheme="majorEastAsia" w:hAnsiTheme="majorHAnsi" w:cstheme="majorBidi"/>
+        <w:rFonts w:ascii="Arial" w:hAnsi="Arial" w:cs="Arial" w:eastAsia="Arial"/>
         <w:b/>
         <w:bCs/>
       </w:rPr>
@@ -4340,14 +4340,14 @@
     </w:tblStylePr>
     <w:tblStylePr w:type="firstCol">
       <w:rPr>
-        <w:rFonts w:asciiTheme="majorHAnsi" w:eastAsiaTheme="majorEastAsia" w:hAnsiTheme="majorHAnsi" w:cstheme="majorBidi"/>
+        <w:rFonts w:ascii="Arial" w:hAnsi="Arial" w:cs="Arial" w:eastAsia="Arial"/>
         <w:b/>
         <w:bCs/>
       </w:rPr>
     </w:tblStylePr>
     <w:tblStylePr w:type="lastCol">
       <w:rPr>
-        <w:rFonts w:asciiTheme="majorHAnsi" w:eastAsiaTheme="majorEastAsia" w:hAnsiTheme="majorHAnsi" w:cstheme="majorBidi"/>
+        <w:rFonts w:ascii="Arial" w:hAnsi="Arial" w:cs="Arial" w:eastAsia="Arial"/>
         <w:b/>
         <w:bCs/>
       </w:rPr>
@@ -4431,7 +4431,7 @@
         <w:spacing w:before="0" w:after="0" w:line="240" w:lineRule="auto"/>
       </w:pPr>
       <w:rPr>
-        <w:rFonts w:asciiTheme="majorHAnsi" w:eastAsiaTheme="majorEastAsia" w:hAnsiTheme="majorHAnsi" w:cstheme="majorBidi"/>
+        <w:rFonts w:ascii="Arial" w:hAnsi="Arial" w:cs="Arial" w:eastAsia="Arial"/>
         <w:b/>
         <w:bCs/>
       </w:rPr>
@@ -4452,7 +4452,7 @@
         <w:spacing w:before="0" w:after="0" w:line="240" w:lineRule="auto"/>
       </w:pPr>
       <w:rPr>
-        <w:rFonts w:asciiTheme="majorHAnsi" w:eastAsiaTheme="majorEastAsia" w:hAnsiTheme="majorHAnsi" w:cstheme="majorBidi"/>
+        <w:rFonts w:ascii="Arial" w:hAnsi="Arial" w:cs="Arial" w:eastAsia="Arial"/>
         <w:b/>
         <w:bCs/>
       </w:rPr>
@@ -4470,14 +4470,14 @@
     </w:tblStylePr>
     <w:tblStylePr w:type="firstCol">
       <w:rPr>
-        <w:rFonts w:asciiTheme="majorHAnsi" w:eastAsiaTheme="majorEastAsia" w:hAnsiTheme="majorHAnsi" w:cstheme="majorBidi"/>
+        <w:rFonts w:ascii="Arial" w:hAnsi="Arial" w:cs="Arial" w:eastAsia="Arial"/>
         <w:b/>
         <w:bCs/>
       </w:rPr>
     </w:tblStylePr>
     <w:tblStylePr w:type="lastCol">
       <w:rPr>
-        <w:rFonts w:asciiTheme="majorHAnsi" w:eastAsiaTheme="majorEastAsia" w:hAnsiTheme="majorHAnsi" w:cstheme="majorBidi"/>
+        <w:rFonts w:ascii="Arial" w:hAnsi="Arial" w:cs="Arial" w:eastAsia="Arial"/>
         <w:b/>
         <w:bCs/>
       </w:rPr>
@@ -4561,7 +4561,7 @@
         <w:spacing w:before="0" w:after="0" w:line="240" w:lineRule="auto"/>
       </w:pPr>
       <w:rPr>
-        <w:rFonts w:asciiTheme="majorHAnsi" w:eastAsiaTheme="majorEastAsia" w:hAnsiTheme="majorHAnsi" w:cstheme="majorBidi"/>
+        <w:rFonts w:ascii="Arial" w:hAnsi="Arial" w:cs="Arial" w:eastAsia="Arial"/>
         <w:b/>
         <w:bCs/>
       </w:rPr>
@@ -4582,7 +4582,7 @@
         <w:spacing w:before="0" w:after="0" w:line="240" w:lineRule="auto"/>
       </w:pPr>
       <w:rPr>
-        <w:rFonts w:asciiTheme="majorHAnsi" w:eastAsiaTheme="majorEastAsia" w:hAnsiTheme="majorHAnsi" w:cstheme="majorBidi"/>
+        <w:rFonts w:ascii="Arial" w:hAnsi="Arial" w:cs="Arial" w:eastAsia="Arial"/>
         <w:b/>
         <w:bCs/>
       </w:rPr>
@@ -4600,14 +4600,14 @@
     </w:tblStylePr>
     <w:tblStylePr w:type="firstCol">
       <w:rPr>
-        <w:rFonts w:asciiTheme="majorHAnsi" w:eastAsiaTheme="majorEastAsia" w:hAnsiTheme="majorHAnsi" w:cstheme="majorBidi"/>
+        <w:rFonts w:ascii="Arial" w:hAnsi="Arial" w:cs="Arial" w:eastAsia="Arial"/>
         <w:b/>
         <w:bCs/>
       </w:rPr>
     </w:tblStylePr>
     <w:tblStylePr w:type="lastCol">
       <w:rPr>
-        <w:rFonts w:asciiTheme="majorHAnsi" w:eastAsiaTheme="majorEastAsia" w:hAnsiTheme="majorHAnsi" w:cstheme="majorBidi"/>
+        <w:rFonts w:ascii="Arial" w:hAnsi="Arial" w:cs="Arial" w:eastAsia="Arial"/>
         <w:b/>
         <w:bCs/>
       </w:rPr>
@@ -4691,7 +4691,7 @@
         <w:spacing w:before="0" w:after="0" w:line="240" w:lineRule="auto"/>
       </w:pPr>
       <w:rPr>
-        <w:rFonts w:asciiTheme="majorHAnsi" w:eastAsiaTheme="majorEastAsia" w:hAnsiTheme="majorHAnsi" w:cstheme="majorBidi"/>
+        <w:rFonts w:ascii="Arial" w:hAnsi="Arial" w:cs="Arial" w:eastAsia="Arial"/>
         <w:b/>
         <w:bCs/>
       </w:rPr>
@@ -4712,7 +4712,7 @@
         <w:spacing w:before="0" w:after="0" w:line="240" w:lineRule="auto"/>
       </w:pPr>
       <w:rPr>
-        <w:rFonts w:asciiTheme="majorHAnsi" w:eastAsiaTheme="majorEastAsia" w:hAnsiTheme="majorHAnsi" w:cstheme="majorBidi"/>
+        <w:rFonts w:ascii="Arial" w:hAnsi="Arial" w:cs="Arial" w:eastAsia="Arial"/>
         <w:b/>
         <w:bCs/>
       </w:rPr>
@@ -4730,14 +4730,14 @@
     </w:tblStylePr>
     <w:tblStylePr w:type="firstCol">
       <w:rPr>
-        <w:rFonts w:asciiTheme="majorHAnsi" w:eastAsiaTheme="majorEastAsia" w:hAnsiTheme="majorHAnsi" w:cstheme="majorBidi"/>
+        <w:rFonts w:ascii="Arial" w:hAnsi="Arial" w:cs="Arial" w:eastAsia="Arial"/>
         <w:b/>
         <w:bCs/>
       </w:rPr>
     </w:tblStylePr>
     <w:tblStylePr w:type="lastCol">
       <w:rPr>
-        <w:rFonts w:asciiTheme="majorHAnsi" w:eastAsiaTheme="majorEastAsia" w:hAnsiTheme="majorHAnsi" w:cstheme="majorBidi"/>
+        <w:rFonts w:ascii="Arial" w:hAnsi="Arial" w:cs="Arial" w:eastAsia="Arial"/>
         <w:b/>
         <w:bCs/>
       </w:rPr>
@@ -4821,7 +4821,7 @@
         <w:spacing w:before="0" w:after="0" w:line="240" w:lineRule="auto"/>
       </w:pPr>
       <w:rPr>
-        <w:rFonts w:asciiTheme="majorHAnsi" w:eastAsiaTheme="majorEastAsia" w:hAnsiTheme="majorHAnsi" w:cstheme="majorBidi"/>
+        <w:rFonts w:ascii="Arial" w:hAnsi="Arial" w:cs="Arial" w:eastAsia="Arial"/>
         <w:b/>
         <w:bCs/>
       </w:rPr>
@@ -4842,7 +4842,7 @@
         <w:spacing w:before="0" w:after="0" w:line="240" w:lineRule="auto"/>
       </w:pPr>
       <w:rPr>
-        <w:rFonts w:asciiTheme="majorHAnsi" w:eastAsiaTheme="majorEastAsia" w:hAnsiTheme="majorHAnsi" w:cstheme="majorBidi"/>
+        <w:rFonts w:ascii="Arial" w:hAnsi="Arial" w:cs="Arial" w:eastAsia="Arial"/>
         <w:b/>
         <w:bCs/>
       </w:rPr>
@@ -4860,14 +4860,14 @@
     </w:tblStylePr>
     <w:tblStylePr w:type="firstCol">
       <w:rPr>
-        <w:rFonts w:asciiTheme="majorHAnsi" w:eastAsiaTheme="majorEastAsia" w:hAnsiTheme="majorHAnsi" w:cstheme="majorBidi"/>
+        <w:rFonts w:ascii="Arial" w:hAnsi="Arial" w:cs="Arial" w:eastAsia="Arial"/>
         <w:b/>
         <w:bCs/>
       </w:rPr>
     </w:tblStylePr>
     <w:tblStylePr w:type="lastCol">
       <w:rPr>
-        <w:rFonts w:asciiTheme="majorHAnsi" w:eastAsiaTheme="majorEastAsia" w:hAnsiTheme="majorHAnsi" w:cstheme="majorBidi"/>
+        <w:rFonts w:ascii="Arial" w:hAnsi="Arial" w:cs="Arial" w:eastAsia="Arial"/>
         <w:b/>
         <w:bCs/>
       </w:rPr>
@@ -4951,7 +4951,7 @@
         <w:spacing w:before="0" w:after="0" w:line="240" w:lineRule="auto"/>
       </w:pPr>
       <w:rPr>
-        <w:rFonts w:asciiTheme="majorHAnsi" w:eastAsiaTheme="majorEastAsia" w:hAnsiTheme="majorHAnsi" w:cstheme="majorBidi"/>
+        <w:rFonts w:ascii="Arial" w:hAnsi="Arial" w:cs="Arial" w:eastAsia="Arial"/>
         <w:b/>
         <w:bCs/>
       </w:rPr>
@@ -4972,7 +4972,7 @@
         <w:spacing w:before="0" w:after="0" w:line="240" w:lineRule="auto"/>
       </w:pPr>
       <w:rPr>
-        <w:rFonts w:asciiTheme="majorHAnsi" w:eastAsiaTheme="majorEastAsia" w:hAnsiTheme="majorHAnsi" w:cstheme="majorBidi"/>
+        <w:rFonts w:ascii="Arial" w:hAnsi="Arial" w:cs="Arial" w:eastAsia="Arial"/>
         <w:b/>
         <w:bCs/>
       </w:rPr>
@@ -4990,14 +4990,14 @@
     </w:tblStylePr>
     <w:tblStylePr w:type="firstCol">
       <w:rPr>
-        <w:rFonts w:asciiTheme="majorHAnsi" w:eastAsiaTheme="majorEastAsia" w:hAnsiTheme="majorHAnsi" w:cstheme="majorBidi"/>
+        <w:rFonts w:ascii="Arial" w:hAnsi="Arial" w:cs="Arial" w:eastAsia="Arial"/>
         <w:b/>
         <w:bCs/>
       </w:rPr>
     </w:tblStylePr>
     <w:tblStylePr w:type="lastCol">
       <w:rPr>
-        <w:rFonts w:asciiTheme="majorHAnsi" w:eastAsiaTheme="majorEastAsia" w:hAnsiTheme="majorHAnsi" w:cstheme="majorBidi"/>
+        <w:rFonts w:ascii="Arial" w:hAnsi="Arial" w:cs="Arial" w:eastAsia="Arial"/>
         <w:b/>
         <w:bCs/>
       </w:rPr>
@@ -5081,7 +5081,7 @@
         <w:spacing w:before="0" w:after="0" w:line="240" w:lineRule="auto"/>
       </w:pPr>
       <w:rPr>
-        <w:rFonts w:asciiTheme="majorHAnsi" w:eastAsiaTheme="majorEastAsia" w:hAnsiTheme="majorHAnsi" w:cstheme="majorBidi"/>
+        <w:rFonts w:ascii="Arial" w:hAnsi="Arial" w:cs="Arial" w:eastAsia="Arial"/>
         <w:b/>
         <w:bCs/>
       </w:rPr>
@@ -5102,7 +5102,7 @@
         <w:spacing w:before="0" w:after="0" w:line="240" w:lineRule="auto"/>
       </w:pPr>
       <w:rPr>
-        <w:rFonts w:asciiTheme="majorHAnsi" w:eastAsiaTheme="majorEastAsia" w:hAnsiTheme="majorHAnsi" w:cstheme="majorBidi"/>
+        <w:rFonts w:ascii="Arial" w:hAnsi="Arial" w:cs="Arial" w:eastAsia="Arial"/>
         <w:b/>
         <w:bCs/>
       </w:rPr>
@@ -5120,14 +5120,14 @@
     </w:tblStylePr>
     <w:tblStylePr w:type="firstCol">
       <w:rPr>
-        <w:rFonts w:asciiTheme="majorHAnsi" w:eastAsiaTheme="majorEastAsia" w:hAnsiTheme="majorHAnsi" w:cstheme="majorBidi"/>
+        <w:rFonts w:ascii="Arial" w:hAnsi="Arial" w:cs="Arial" w:eastAsia="Arial"/>
         <w:b/>
         <w:bCs/>
       </w:rPr>
     </w:tblStylePr>
     <w:tblStylePr w:type="lastCol">
       <w:rPr>
-        <w:rFonts w:asciiTheme="majorHAnsi" w:eastAsiaTheme="majorEastAsia" w:hAnsiTheme="majorHAnsi" w:cstheme="majorBidi"/>
+        <w:rFonts w:ascii="Arial" w:hAnsi="Arial" w:cs="Arial" w:eastAsia="Arial"/>
         <w:b/>
         <w:bCs/>
       </w:rPr>
@@ -6992,7 +6992,7 @@
     </w:tblPr>
     <w:tblStylePr w:type="firstRow">
       <w:rPr>
-        <w:rFonts w:asciiTheme="majorHAnsi" w:eastAsiaTheme="majorEastAsia" w:hAnsiTheme="majorHAnsi" w:cstheme="majorBidi"/>
+        <w:rFonts w:ascii="Arial" w:hAnsi="Arial" w:cs="Arial" w:eastAsia="Arial"/>
       </w:rPr>
       <w:tblPr/>
       <w:tcPr>
@@ -7076,7 +7076,7 @@
     </w:tblPr>
     <w:tblStylePr w:type="firstRow">
       <w:rPr>
-        <w:rFonts w:asciiTheme="majorHAnsi" w:eastAsiaTheme="majorEastAsia" w:hAnsiTheme="majorHAnsi" w:cstheme="majorBidi"/>
+        <w:rFonts w:ascii="Arial" w:hAnsi="Arial" w:cs="Arial" w:eastAsia="Arial"/>
       </w:rPr>
       <w:tblPr/>
       <w:tcPr>
@@ -7160,7 +7160,7 @@
     </w:tblPr>
     <w:tblStylePr w:type="firstRow">
       <w:rPr>
-        <w:rFonts w:asciiTheme="majorHAnsi" w:eastAsiaTheme="majorEastAsia" w:hAnsiTheme="majorHAnsi" w:cstheme="majorBidi"/>
+        <w:rFonts w:ascii="Arial" w:hAnsi="Arial" w:cs="Arial" w:eastAsia="Arial"/>
       </w:rPr>
       <w:tblPr/>
       <w:tcPr>
@@ -7244,7 +7244,7 @@
     </w:tblPr>
     <w:tblStylePr w:type="firstRow">
       <w:rPr>
-        <w:rFonts w:asciiTheme="majorHAnsi" w:eastAsiaTheme="majorEastAsia" w:hAnsiTheme="majorHAnsi" w:cstheme="majorBidi"/>
+        <w:rFonts w:ascii="Arial" w:hAnsi="Arial" w:cs="Arial" w:eastAsia="Arial"/>
       </w:rPr>
       <w:tblPr/>
       <w:tcPr>
@@ -7328,7 +7328,7 @@
     </w:tblPr>
     <w:tblStylePr w:type="firstRow">
       <w:rPr>
-        <w:rFonts w:asciiTheme="majorHAnsi" w:eastAsiaTheme="majorEastAsia" w:hAnsiTheme="majorHAnsi" w:cstheme="majorBidi"/>
+        <w:rFonts w:ascii="Arial" w:hAnsi="Arial" w:cs="Arial" w:eastAsia="Arial"/>
       </w:rPr>
       <w:tblPr/>
       <w:tcPr>
@@ -7412,7 +7412,7 @@
     </w:tblPr>
     <w:tblStylePr w:type="firstRow">
       <w:rPr>
-        <w:rFonts w:asciiTheme="majorHAnsi" w:eastAsiaTheme="majorEastAsia" w:hAnsiTheme="majorHAnsi" w:cstheme="majorBidi"/>
+        <w:rFonts w:ascii="Arial" w:hAnsi="Arial" w:cs="Arial" w:eastAsia="Arial"/>
       </w:rPr>
       <w:tblPr/>
       <w:tcPr>
@@ -7496,7 +7496,7 @@
     </w:tblPr>
     <w:tblStylePr w:type="firstRow">
       <w:rPr>
-        <w:rFonts w:asciiTheme="majorHAnsi" w:eastAsiaTheme="majorEastAsia" w:hAnsiTheme="majorHAnsi" w:cstheme="majorBidi"/>
+        <w:rFonts w:ascii="Arial" w:hAnsi="Arial" w:cs="Arial" w:eastAsia="Arial"/>
       </w:rPr>
       <w:tblPr/>
       <w:tcPr>
@@ -7561,7 +7561,7 @@
       <w:spacing w:after="0" w:line="240" w:lineRule="auto"/>
     </w:pPr>
     <w:rPr>
-      <w:rFonts w:asciiTheme="majorHAnsi" w:eastAsiaTheme="majorEastAsia" w:hAnsiTheme="majorHAnsi" w:cstheme="majorBidi"/>
+      <w:rFonts w:ascii="Arial" w:hAnsi="Arial" w:cs="Arial" w:eastAsia="Arial"/>
       <w:color w:val="000000" w:themeColor="text1"/>
     </w:rPr>
     <w:tblPr>
@@ -7689,7 +7689,7 @@
       <w:spacing w:after="0" w:line="240" w:lineRule="auto"/>
     </w:pPr>
     <w:rPr>
-      <w:rFonts w:asciiTheme="majorHAnsi" w:eastAsiaTheme="majorEastAsia" w:hAnsiTheme="majorHAnsi" w:cstheme="majorBidi"/>
+      <w:rFonts w:ascii="Arial" w:hAnsi="Arial" w:cs="Arial" w:eastAsia="Arial"/>
       <w:color w:val="000000" w:themeColor="text1"/>
     </w:rPr>
     <w:tblPr>
@@ -7817,7 +7817,7 @@
       <w:spacing w:after="0" w:line="240" w:lineRule="auto"/>
     </w:pPr>
     <w:rPr>
-      <w:rFonts w:asciiTheme="majorHAnsi" w:eastAsiaTheme="majorEastAsia" w:hAnsiTheme="majorHAnsi" w:cstheme="majorBidi"/>
+      <w:rFonts w:ascii="Arial" w:hAnsi="Arial" w:cs="Arial" w:eastAsia="Arial"/>
       <w:color w:val="000000" w:themeColor="text1"/>
     </w:rPr>
     <w:tblPr>
@@ -7945,7 +7945,7 @@
       <w:spacing w:after="0" w:line="240" w:lineRule="auto"/>
     </w:pPr>
     <w:rPr>
-      <w:rFonts w:asciiTheme="majorHAnsi" w:eastAsiaTheme="majorEastAsia" w:hAnsiTheme="majorHAnsi" w:cstheme="majorBidi"/>
+      <w:rFonts w:ascii="Arial" w:hAnsi="Arial" w:cs="Arial" w:eastAsia="Arial"/>
       <w:color w:val="000000" w:themeColor="text1"/>
     </w:rPr>
     <w:tblPr>
@@ -8073,7 +8073,7 @@
       <w:spacing w:after="0" w:line="240" w:lineRule="auto"/>
     </w:pPr>
     <w:rPr>
-      <w:rFonts w:asciiTheme="majorHAnsi" w:eastAsiaTheme="majorEastAsia" w:hAnsiTheme="majorHAnsi" w:cstheme="majorBidi"/>
+      <w:rFonts w:ascii="Arial" w:hAnsi="Arial" w:cs="Arial" w:eastAsia="Arial"/>
       <w:color w:val="000000" w:themeColor="text1"/>
     </w:rPr>
     <w:tblPr>
@@ -8201,7 +8201,7 @@
       <w:spacing w:after="0" w:line="240" w:lineRule="auto"/>
     </w:pPr>
     <w:rPr>
-      <w:rFonts w:asciiTheme="majorHAnsi" w:eastAsiaTheme="majorEastAsia" w:hAnsiTheme="majorHAnsi" w:cstheme="majorBidi"/>
+      <w:rFonts w:ascii="Arial" w:hAnsi="Arial" w:cs="Arial" w:eastAsia="Arial"/>
       <w:color w:val="000000" w:themeColor="text1"/>
     </w:rPr>
     <w:tblPr>
@@ -8329,7 +8329,7 @@
       <w:spacing w:after="0" w:line="240" w:lineRule="auto"/>
     </w:pPr>
     <w:rPr>
-      <w:rFonts w:asciiTheme="majorHAnsi" w:eastAsiaTheme="majorEastAsia" w:hAnsiTheme="majorHAnsi" w:cstheme="majorBidi"/>
+      <w:rFonts w:ascii="Arial" w:hAnsi="Arial" w:cs="Arial" w:eastAsia="Arial"/>
       <w:color w:val="000000" w:themeColor="text1"/>
     </w:rPr>
     <w:tblPr>
@@ -8968,7 +8968,7 @@
       <w:spacing w:after="0" w:line="240" w:lineRule="auto"/>
     </w:pPr>
     <w:rPr>
-      <w:rFonts w:asciiTheme="majorHAnsi" w:eastAsiaTheme="majorEastAsia" w:hAnsiTheme="majorHAnsi" w:cstheme="majorBidi"/>
+      <w:rFonts w:ascii="Arial" w:hAnsi="Arial" w:cs="Arial" w:eastAsia="Arial"/>
       <w:color w:val="000000" w:themeColor="text1"/>
     </w:rPr>
     <w:tblPr>
@@ -9093,7 +9093,7 @@
       <w:spacing w:after="0" w:line="240" w:lineRule="auto"/>
     </w:pPr>
     <w:rPr>
-      <w:rFonts w:asciiTheme="majorHAnsi" w:eastAsiaTheme="majorEastAsia" w:hAnsiTheme="majorHAnsi" w:cstheme="majorBidi"/>
+      <w:rFonts w:ascii="Arial" w:hAnsi="Arial" w:cs="Arial" w:eastAsia="Arial"/>
       <w:color w:val="000000" w:themeColor="text1"/>
     </w:rPr>
     <w:tblPr>
@@ -9218,7 +9218,7 @@
       <w:spacing w:after="0" w:line="240" w:lineRule="auto"/>
     </w:pPr>
     <w:rPr>
-      <w:rFonts w:asciiTheme="majorHAnsi" w:eastAsiaTheme="majorEastAsia" w:hAnsiTheme="majorHAnsi" w:cstheme="majorBidi"/>
+      <w:rFonts w:ascii="Arial" w:hAnsi="Arial" w:cs="Arial" w:eastAsia="Arial"/>
       <w:color w:val="000000" w:themeColor="text1"/>
     </w:rPr>
     <w:tblPr>
@@ -9343,7 +9343,7 @@
       <w:spacing w:after="0" w:line="240" w:lineRule="auto"/>
     </w:pPr>
     <w:rPr>
-      <w:rFonts w:asciiTheme="majorHAnsi" w:eastAsiaTheme="majorEastAsia" w:hAnsiTheme="majorHAnsi" w:cstheme="majorBidi"/>
+      <w:rFonts w:ascii="Arial" w:hAnsi="Arial" w:cs="Arial" w:eastAsia="Arial"/>
       <w:color w:val="000000" w:themeColor="text1"/>
     </w:rPr>
     <w:tblPr>
@@ -9468,7 +9468,7 @@
       <w:spacing w:after="0" w:line="240" w:lineRule="auto"/>
     </w:pPr>
     <w:rPr>
-      <w:rFonts w:asciiTheme="majorHAnsi" w:eastAsiaTheme="majorEastAsia" w:hAnsiTheme="majorHAnsi" w:cstheme="majorBidi"/>
+      <w:rFonts w:ascii="Arial" w:hAnsi="Arial" w:cs="Arial" w:eastAsia="Arial"/>
       <w:color w:val="000000" w:themeColor="text1"/>
     </w:rPr>
     <w:tblPr>
@@ -9593,7 +9593,7 @@
       <w:spacing w:after="0" w:line="240" w:lineRule="auto"/>
     </w:pPr>
     <w:rPr>
-      <w:rFonts w:asciiTheme="majorHAnsi" w:eastAsiaTheme="majorEastAsia" w:hAnsiTheme="majorHAnsi" w:cstheme="majorBidi"/>
+      <w:rFonts w:ascii="Arial" w:hAnsi="Arial" w:cs="Arial" w:eastAsia="Arial"/>
       <w:color w:val="000000" w:themeColor="text1"/>
     </w:rPr>
     <w:tblPr>
@@ -9718,7 +9718,7 @@
       <w:spacing w:after="0" w:line="240" w:lineRule="auto"/>
     </w:pPr>
     <w:rPr>
-      <w:rFonts w:asciiTheme="majorHAnsi" w:eastAsiaTheme="majorEastAsia" w:hAnsiTheme="majorHAnsi" w:cstheme="majorBidi"/>
+      <w:rFonts w:ascii="Arial" w:hAnsi="Arial" w:cs="Arial" w:eastAsia="Arial"/>
       <w:color w:val="000000" w:themeColor="text1"/>
     </w:rPr>
     <w:tblPr>
@@ -13633,7 +13633,7 @@
   <w:docDefaults>
     <w:rPrDefault>
       <w:rPr>
-        <w:rFonts w:asciiTheme="minorHAnsi" w:eastAsiaTheme="minorEastAsia" w:hAnsiTheme="minorHAnsi" w:cstheme="minorBidi"/>
+        <w:rFonts w:ascii="Arial" w:hAnsi="Arial" w:cs="Arial" w:eastAsia="Arial"/>
         <w:sz w:val="22"/>
         <w:szCs w:val="22"/>
         <w:lang w:val="en-US" w:eastAsia="en-US" w:bidi="ar-SA"/>
@@ -13804,7 +13804,7 @@
       <w:outlineLvl w:val="0"/>
     </w:pPr>
     <w:rPr>
-      <w:rFonts w:asciiTheme="majorHAnsi" w:eastAsiaTheme="majorEastAsia" w:hAnsiTheme="majorHAnsi" w:cstheme="majorBidi"/>
+      <w:rFonts w:ascii="Arial" w:hAnsi="Arial" w:cs="Arial" w:eastAsia="Arial"/>
       <w:b/>
       <w:bCs/>
       <w:color w:val="365F91" w:themeColor="accent1" w:themeShade="BF"/>
@@ -13828,7 +13828,7 @@
       <w:outlineLvl w:val="1"/>
     </w:pPr>
     <w:rPr>
-      <w:rFonts w:asciiTheme="majorHAnsi" w:eastAsiaTheme="majorEastAsia" w:hAnsiTheme="majorHAnsi" w:cstheme="majorBidi"/>
+      <w:rFonts w:ascii="Arial" w:hAnsi="Arial" w:cs="Arial" w:eastAsia="Arial"/>
       <w:b/>
       <w:bCs/>
       <w:color w:val="4F81BD" w:themeColor="accent1"/>
@@ -13852,7 +13852,7 @@
       <w:outlineLvl w:val="2"/>
     </w:pPr>
     <w:rPr>
-      <w:rFonts w:asciiTheme="majorHAnsi" w:eastAsiaTheme="majorEastAsia" w:hAnsiTheme="majorHAnsi" w:cstheme="majorBidi"/>
+      <w:rFonts w:ascii="Arial" w:hAnsi="Arial" w:cs="Arial" w:eastAsia="Arial"/>
       <w:b/>
       <w:bCs/>
       <w:color w:val="4F81BD" w:themeColor="accent1"/>
@@ -13875,7 +13875,7 @@
       <w:outlineLvl w:val="3"/>
     </w:pPr>
     <w:rPr>
-      <w:rFonts w:asciiTheme="majorHAnsi" w:eastAsiaTheme="majorEastAsia" w:hAnsiTheme="majorHAnsi" w:cstheme="majorBidi"/>
+      <w:rFonts w:ascii="Arial" w:hAnsi="Arial" w:cs="Arial" w:eastAsia="Arial"/>
       <w:b/>
       <w:bCs/>
       <w:i/>
@@ -13900,7 +13900,7 @@
       <w:outlineLvl w:val="4"/>
     </w:pPr>
     <w:rPr>
-      <w:rFonts w:asciiTheme="majorHAnsi" w:eastAsiaTheme="majorEastAsia" w:hAnsiTheme="majorHAnsi" w:cstheme="majorBidi"/>
+      <w:rFonts w:ascii="Arial" w:hAnsi="Arial" w:cs="Arial" w:eastAsia="Arial"/>
       <w:color w:val="243F60" w:themeColor="accent1" w:themeShade="7F"/>
     </w:rPr>
   </w:style>
@@ -13921,7 +13921,7 @@
       <w:outlineLvl w:val="5"/>
     </w:pPr>
     <w:rPr>
-      <w:rFonts w:asciiTheme="majorHAnsi" w:eastAsiaTheme="majorEastAsia" w:hAnsiTheme="majorHAnsi" w:cstheme="majorBidi"/>
+      <w:rFonts w:ascii="Arial" w:hAnsi="Arial" w:cs="Arial" w:eastAsia="Arial"/>
       <w:i/>
       <w:iCs/>
       <w:color w:val="243F60" w:themeColor="accent1" w:themeShade="7F"/>
@@ -13944,7 +13944,7 @@
       <w:outlineLvl w:val="6"/>
     </w:pPr>
     <w:rPr>
-      <w:rFonts w:asciiTheme="majorHAnsi" w:eastAsiaTheme="majorEastAsia" w:hAnsiTheme="majorHAnsi" w:cstheme="majorBidi"/>
+      <w:rFonts w:ascii="Arial" w:hAnsi="Arial" w:cs="Arial" w:eastAsia="Arial"/>
       <w:i/>
       <w:iCs/>
       <w:color w:val="404040" w:themeColor="text1" w:themeTint="BF"/>
@@ -13967,7 +13967,7 @@
       <w:outlineLvl w:val="7"/>
     </w:pPr>
     <w:rPr>
-      <w:rFonts w:asciiTheme="majorHAnsi" w:eastAsiaTheme="majorEastAsia" w:hAnsiTheme="majorHAnsi" w:cstheme="majorBidi"/>
+      <w:rFonts w:ascii="Arial" w:hAnsi="Arial" w:cs="Arial" w:eastAsia="Arial"/>
       <w:color w:val="4F81BD" w:themeColor="accent1"/>
       <w:sz w:val="20"/>
       <w:szCs w:val="20"/>
@@ -13990,7 +13990,7 @@
       <w:outlineLvl w:val="8"/>
     </w:pPr>
     <w:rPr>
-      <w:rFonts w:asciiTheme="majorHAnsi" w:eastAsiaTheme="majorEastAsia" w:hAnsiTheme="majorHAnsi" w:cstheme="majorBidi"/>
+      <w:rFonts w:ascii="Arial" w:hAnsi="Arial" w:cs="Arial" w:eastAsia="Arial"/>
       <w:i/>
       <w:iCs/>
       <w:color w:val="404040" w:themeColor="text1" w:themeTint="BF"/>
@@ -14041,7 +14041,7 @@
     <w:uiPriority w:val="9"/>
     <w:rsid w:val="00FC693F"/>
     <w:rPr>
-      <w:rFonts w:asciiTheme="majorHAnsi" w:eastAsiaTheme="majorEastAsia" w:hAnsiTheme="majorHAnsi" w:cstheme="majorBidi"/>
+      <w:rFonts w:ascii="Arial" w:hAnsi="Arial" w:cs="Arial" w:eastAsia="Arial"/>
       <w:b/>
       <w:bCs/>
       <w:color w:val="365F91" w:themeColor="accent1" w:themeShade="BF"/>
@@ -14056,7 +14056,7 @@
     <w:uiPriority w:val="9"/>
     <w:rsid w:val="00FC693F"/>
     <w:rPr>
-      <w:rFonts w:asciiTheme="majorHAnsi" w:eastAsiaTheme="majorEastAsia" w:hAnsiTheme="majorHAnsi" w:cstheme="majorBidi"/>
+      <w:rFonts w:ascii="Arial" w:hAnsi="Arial" w:cs="Arial" w:eastAsia="Arial"/>
       <w:b/>
       <w:bCs/>
       <w:color w:val="4F81BD" w:themeColor="accent1"/>
@@ -14071,7 +14071,7 @@
     <w:uiPriority w:val="9"/>
     <w:rsid w:val="00FC693F"/>
     <w:rPr>
-      <w:rFonts w:asciiTheme="majorHAnsi" w:eastAsiaTheme="majorEastAsia" w:hAnsiTheme="majorHAnsi" w:cstheme="majorBidi"/>
+      <w:rFonts w:ascii="Arial" w:hAnsi="Arial" w:cs="Arial" w:eastAsia="Arial"/>
       <w:b/>
       <w:bCs/>
       <w:color w:val="4F81BD" w:themeColor="accent1"/>
@@ -14093,7 +14093,7 @@
       <w:contextualSpacing/>
     </w:pPr>
     <w:rPr>
-      <w:rFonts w:asciiTheme="majorHAnsi" w:eastAsiaTheme="majorEastAsia" w:hAnsiTheme="majorHAnsi" w:cstheme="majorBidi"/>
+      <w:rFonts w:ascii="Arial" w:hAnsi="Arial" w:cs="Arial" w:eastAsia="Arial"/>
       <w:color w:val="17365D" w:themeColor="text2" w:themeShade="BF"/>
       <w:spacing w:val="5"/>
       <w:kern w:val="28"/>
@@ -14108,7 +14108,7 @@
     <w:uiPriority w:val="10"/>
     <w:rsid w:val="00FC693F"/>
     <w:rPr>
-      <w:rFonts w:asciiTheme="majorHAnsi" w:eastAsiaTheme="majorEastAsia" w:hAnsiTheme="majorHAnsi" w:cstheme="majorBidi"/>
+      <w:rFonts w:ascii="Arial" w:hAnsi="Arial" w:cs="Arial" w:eastAsia="Arial"/>
       <w:color w:val="17365D" w:themeColor="text2" w:themeShade="BF"/>
       <w:spacing w:val="5"/>
       <w:kern w:val="28"/>
@@ -14130,7 +14130,7 @@
       </w:numPr>
     </w:pPr>
     <w:rPr>
-      <w:rFonts w:asciiTheme="majorHAnsi" w:eastAsiaTheme="majorEastAsia" w:hAnsiTheme="majorHAnsi" w:cstheme="majorBidi"/>
+      <w:rFonts w:ascii="Arial" w:hAnsi="Arial" w:cs="Arial" w:eastAsia="Arial"/>
       <w:i/>
       <w:iCs/>
       <w:color w:val="4F81BD" w:themeColor="accent1"/>
@@ -14146,7 +14146,7 @@
     <w:uiPriority w:val="11"/>
     <w:rsid w:val="00FC693F"/>
     <w:rPr>
-      <w:rFonts w:asciiTheme="majorHAnsi" w:eastAsiaTheme="majorEastAsia" w:hAnsiTheme="majorHAnsi" w:cstheme="majorBidi"/>
+      <w:rFonts w:ascii="Arial" w:hAnsi="Arial" w:cs="Arial" w:eastAsia="Arial"/>
       <w:i/>
       <w:iCs/>
       <w:color w:val="4F81BD" w:themeColor="accent1"/>
@@ -14393,7 +14393,7 @@
       </w:tabs>
     </w:pPr>
     <w:rPr>
-      <w:rFonts w:ascii="Courier" w:hAnsi="Courier"/>
+      <w:rFonts w:ascii="Arial" w:hAnsi="Arial" w:cs="Arial" w:eastAsia="Arial"/>
       <w:sz w:val="20"/>
       <w:szCs w:val="20"/>
     </w:rPr>
@@ -14405,7 +14405,7 @@
     <w:uiPriority w:val="99"/>
     <w:rsid w:val="0029639D"/>
     <w:rPr>
-      <w:rFonts w:ascii="Courier" w:hAnsi="Courier"/>
+      <w:rFonts w:ascii="Arial" w:hAnsi="Arial" w:cs="Arial" w:eastAsia="Arial"/>
       <w:sz w:val="20"/>
       <w:szCs w:val="20"/>
     </w:rPr>
@@ -14444,7 +14444,7 @@
     <w:semiHidden/>
     <w:rsid w:val="00FC693F"/>
     <w:rPr>
-      <w:rFonts w:asciiTheme="majorHAnsi" w:eastAsiaTheme="majorEastAsia" w:hAnsiTheme="majorHAnsi" w:cstheme="majorBidi"/>
+      <w:rFonts w:ascii="Arial" w:hAnsi="Arial" w:cs="Arial" w:eastAsia="Arial"/>
       <w:b/>
       <w:bCs/>
       <w:i/>
@@ -14460,7 +14460,7 @@
     <w:semiHidden/>
     <w:rsid w:val="00FC693F"/>
     <w:rPr>
-      <w:rFonts w:asciiTheme="majorHAnsi" w:eastAsiaTheme="majorEastAsia" w:hAnsiTheme="majorHAnsi" w:cstheme="majorBidi"/>
+      <w:rFonts w:ascii="Arial" w:hAnsi="Arial" w:cs="Arial" w:eastAsia="Arial"/>
       <w:color w:val="243F60" w:themeColor="accent1" w:themeShade="7F"/>
     </w:rPr>
   </w:style>
@@ -14472,7 +14472,7 @@
     <w:semiHidden/>
     <w:rsid w:val="00FC693F"/>
     <w:rPr>
-      <w:rFonts w:asciiTheme="majorHAnsi" w:eastAsiaTheme="majorEastAsia" w:hAnsiTheme="majorHAnsi" w:cstheme="majorBidi"/>
+      <w:rFonts w:ascii="Arial" w:hAnsi="Arial" w:cs="Arial" w:eastAsia="Arial"/>
       <w:i/>
       <w:iCs/>
       <w:color w:val="243F60" w:themeColor="accent1" w:themeShade="7F"/>
@@ -14486,7 +14486,7 @@
     <w:semiHidden/>
     <w:rsid w:val="00FC693F"/>
     <w:rPr>
-      <w:rFonts w:asciiTheme="majorHAnsi" w:eastAsiaTheme="majorEastAsia" w:hAnsiTheme="majorHAnsi" w:cstheme="majorBidi"/>
+      <w:rFonts w:ascii="Arial" w:hAnsi="Arial" w:cs="Arial" w:eastAsia="Arial"/>
       <w:i/>
       <w:iCs/>
       <w:color w:val="404040" w:themeColor="text1" w:themeTint="BF"/>
@@ -14500,7 +14500,7 @@
     <w:semiHidden/>
     <w:rsid w:val="00FC693F"/>
     <w:rPr>
-      <w:rFonts w:asciiTheme="majorHAnsi" w:eastAsiaTheme="majorEastAsia" w:hAnsiTheme="majorHAnsi" w:cstheme="majorBidi"/>
+      <w:rFonts w:ascii="Arial" w:hAnsi="Arial" w:cs="Arial" w:eastAsia="Arial"/>
       <w:color w:val="4F81BD" w:themeColor="accent1"/>
       <w:sz w:val="20"/>
       <w:szCs w:val="20"/>
@@ -14514,7 +14514,7 @@
     <w:semiHidden/>
     <w:rsid w:val="00FC693F"/>
     <w:rPr>
-      <w:rFonts w:asciiTheme="majorHAnsi" w:eastAsiaTheme="majorEastAsia" w:hAnsiTheme="majorHAnsi" w:cstheme="majorBidi"/>
+      <w:rFonts w:ascii="Arial" w:hAnsi="Arial" w:cs="Arial" w:eastAsia="Arial"/>
       <w:i/>
       <w:iCs/>
       <w:color w:val="404040" w:themeColor="text1" w:themeTint="BF"/>
@@ -16103,7 +16103,7 @@
         <w:spacing w:before="0" w:after="0" w:line="240" w:lineRule="auto"/>
       </w:pPr>
       <w:rPr>
-        <w:rFonts w:asciiTheme="majorHAnsi" w:eastAsiaTheme="majorEastAsia" w:hAnsiTheme="majorHAnsi" w:cstheme="majorBidi"/>
+        <w:rFonts w:ascii="Arial" w:hAnsi="Arial" w:cs="Arial" w:eastAsia="Arial"/>
         <w:b/>
         <w:bCs/>
       </w:rPr>
@@ -16124,7 +16124,7 @@
         <w:spacing w:before="0" w:after="0" w:line="240" w:lineRule="auto"/>
       </w:pPr>
       <w:rPr>
-        <w:rFonts w:asciiTheme="majorHAnsi" w:eastAsiaTheme="majorEastAsia" w:hAnsiTheme="majorHAnsi" w:cstheme="majorBidi"/>
+        <w:rFonts w:ascii="Arial" w:hAnsi="Arial" w:cs="Arial" w:eastAsia="Arial"/>
         <w:b/>
         <w:bCs/>
       </w:rPr>
@@ -16142,14 +16142,14 @@
     </w:tblStylePr>
     <w:tblStylePr w:type="firstCol">
       <w:rPr>
-        <w:rFonts w:asciiTheme="majorHAnsi" w:eastAsiaTheme="majorEastAsia" w:hAnsiTheme="majorHAnsi" w:cstheme="majorBidi"/>
+        <w:rFonts w:ascii="Arial" w:hAnsi="Arial" w:cs="Arial" w:eastAsia="Arial"/>
         <w:b/>
         <w:bCs/>
       </w:rPr>
     </w:tblStylePr>
     <w:tblStylePr w:type="lastCol">
       <w:rPr>
-        <w:rFonts w:asciiTheme="majorHAnsi" w:eastAsiaTheme="majorEastAsia" w:hAnsiTheme="majorHAnsi" w:cstheme="majorBidi"/>
+        <w:rFonts w:ascii="Arial" w:hAnsi="Arial" w:cs="Arial" w:eastAsia="Arial"/>
         <w:b/>
         <w:bCs/>
       </w:rPr>
@@ -16233,7 +16233,7 @@
         <w:spacing w:before="0" w:after="0" w:line="240" w:lineRule="auto"/>
       </w:pPr>
       <w:rPr>
-        <w:rFonts w:asciiTheme="majorHAnsi" w:eastAsiaTheme="majorEastAsia" w:hAnsiTheme="majorHAnsi" w:cstheme="majorBidi"/>
+        <w:rFonts w:ascii="Arial" w:hAnsi="Arial" w:cs="Arial" w:eastAsia="Arial"/>
         <w:b/>
         <w:bCs/>
       </w:rPr>
@@ -16254,7 +16254,7 @@
         <w:spacing w:before="0" w:after="0" w:line="240" w:lineRule="auto"/>
       </w:pPr>
       <w:rPr>
-        <w:rFonts w:asciiTheme="majorHAnsi" w:eastAsiaTheme="majorEastAsia" w:hAnsiTheme="majorHAnsi" w:cstheme="majorBidi"/>
+        <w:rFonts w:ascii="Arial" w:hAnsi="Arial" w:cs="Arial" w:eastAsia="Arial"/>
         <w:b/>
         <w:bCs/>
       </w:rPr>
@@ -16272,14 +16272,14 @@
     </w:tblStylePr>
     <w:tblStylePr w:type="firstCol">
       <w:rPr>
-        <w:rFonts w:asciiTheme="majorHAnsi" w:eastAsiaTheme="majorEastAsia" w:hAnsiTheme="majorHAnsi" w:cstheme="majorBidi"/>
+        <w:rFonts w:ascii="Arial" w:hAnsi="Arial" w:cs="Arial" w:eastAsia="Arial"/>
         <w:b/>
         <w:bCs/>
       </w:rPr>
     </w:tblStylePr>
     <w:tblStylePr w:type="lastCol">
       <w:rPr>
-        <w:rFonts w:asciiTheme="majorHAnsi" w:eastAsiaTheme="majorEastAsia" w:hAnsiTheme="majorHAnsi" w:cstheme="majorBidi"/>
+        <w:rFonts w:ascii="Arial" w:hAnsi="Arial" w:cs="Arial" w:eastAsia="Arial"/>
         <w:b/>
         <w:bCs/>
       </w:rPr>
@@ -16363,7 +16363,7 @@
         <w:spacing w:before="0" w:after="0" w:line="240" w:lineRule="auto"/>
       </w:pPr>
       <w:rPr>
-        <w:rFonts w:asciiTheme="majorHAnsi" w:eastAsiaTheme="majorEastAsia" w:hAnsiTheme="majorHAnsi" w:cstheme="majorBidi"/>
+        <w:rFonts w:ascii="Arial" w:hAnsi="Arial" w:cs="Arial" w:eastAsia="Arial"/>
         <w:b/>
         <w:bCs/>
       </w:rPr>
@@ -16384,7 +16384,7 @@
         <w:spacing w:before="0" w:after="0" w:line="240" w:lineRule="auto"/>
       </w:pPr>
       <w:rPr>
-        <w:rFonts w:asciiTheme="majorHAnsi" w:eastAsiaTheme="majorEastAsia" w:hAnsiTheme="majorHAnsi" w:cstheme="majorBidi"/>
+        <w:rFonts w:ascii="Arial" w:hAnsi="Arial" w:cs="Arial" w:eastAsia="Arial"/>
         <w:b/>
         <w:bCs/>
       </w:rPr>
@@ -16402,14 +16402,14 @@
     </w:tblStylePr>
     <w:tblStylePr w:type="firstCol">
       <w:rPr>
-        <w:rFonts w:asciiTheme="majorHAnsi" w:eastAsiaTheme="majorEastAsia" w:hAnsiTheme="majorHAnsi" w:cstheme="majorBidi"/>
+        <w:rFonts w:ascii="Arial" w:hAnsi="Arial" w:cs="Arial" w:eastAsia="Arial"/>
         <w:b/>
         <w:bCs/>
       </w:rPr>
     </w:tblStylePr>
     <w:tblStylePr w:type="lastCol">
       <w:rPr>
-        <w:rFonts w:asciiTheme="majorHAnsi" w:eastAsiaTheme="majorEastAsia" w:hAnsiTheme="majorHAnsi" w:cstheme="majorBidi"/>
+        <w:rFonts w:ascii="Arial" w:hAnsi="Arial" w:cs="Arial" w:eastAsia="Arial"/>
         <w:b/>
         <w:bCs/>
       </w:rPr>
@@ -16493,7 +16493,7 @@
         <w:spacing w:before="0" w:after="0" w:line="240" w:lineRule="auto"/>
       </w:pPr>
       <w:rPr>
-        <w:rFonts w:asciiTheme="majorHAnsi" w:eastAsiaTheme="majorEastAsia" w:hAnsiTheme="majorHAnsi" w:cstheme="majorBidi"/>
+        <w:rFonts w:ascii="Arial" w:hAnsi="Arial" w:cs="Arial" w:eastAsia="Arial"/>
         <w:b/>
         <w:bCs/>
       </w:rPr>
@@ -16514,7 +16514,7 @@
         <w:spacing w:before="0" w:after="0" w:line="240" w:lineRule="auto"/>
       </w:pPr>
       <w:rPr>
-        <w:rFonts w:asciiTheme="majorHAnsi" w:eastAsiaTheme="majorEastAsia" w:hAnsiTheme="majorHAnsi" w:cstheme="majorBidi"/>
+        <w:rFonts w:ascii="Arial" w:hAnsi="Arial" w:cs="Arial" w:eastAsia="Arial"/>
         <w:b/>
         <w:bCs/>
       </w:rPr>
@@ -16532,14 +16532,14 @@
     </w:tblStylePr>
     <w:tblStylePr w:type="firstCol">
       <w:rPr>
-        <w:rFonts w:asciiTheme="majorHAnsi" w:eastAsiaTheme="majorEastAsia" w:hAnsiTheme="majorHAnsi" w:cstheme="majorBidi"/>
+        <w:rFonts w:ascii="Arial" w:hAnsi="Arial" w:cs="Arial" w:eastAsia="Arial"/>
         <w:b/>
         <w:bCs/>
       </w:rPr>
     </w:tblStylePr>
     <w:tblStylePr w:type="lastCol">
       <w:rPr>
-        <w:rFonts w:asciiTheme="majorHAnsi" w:eastAsiaTheme="majorEastAsia" w:hAnsiTheme="majorHAnsi" w:cstheme="majorBidi"/>
+        <w:rFonts w:ascii="Arial" w:hAnsi="Arial" w:cs="Arial" w:eastAsia="Arial"/>
         <w:b/>
         <w:bCs/>
       </w:rPr>
@@ -16623,7 +16623,7 @@
         <w:spacing w:before="0" w:after="0" w:line="240" w:lineRule="auto"/>
       </w:pPr>
       <w:rPr>
-        <w:rFonts w:asciiTheme="majorHAnsi" w:eastAsiaTheme="majorEastAsia" w:hAnsiTheme="majorHAnsi" w:cstheme="majorBidi"/>
+        <w:rFonts w:ascii="Arial" w:hAnsi="Arial" w:cs="Arial" w:eastAsia="Arial"/>
         <w:b/>
         <w:bCs/>
       </w:rPr>
@@ -16644,7 +16644,7 @@
         <w:spacing w:before="0" w:after="0" w:line="240" w:lineRule="auto"/>
       </w:pPr>
       <w:rPr>
-        <w:rFonts w:asciiTheme="majorHAnsi" w:eastAsiaTheme="majorEastAsia" w:hAnsiTheme="majorHAnsi" w:cstheme="majorBidi"/>
+        <w:rFonts w:ascii="Arial" w:hAnsi="Arial" w:cs="Arial" w:eastAsia="Arial"/>
         <w:b/>
         <w:bCs/>
       </w:rPr>
@@ -16662,14 +16662,14 @@
     </w:tblStylePr>
     <w:tblStylePr w:type="firstCol">
       <w:rPr>
-        <w:rFonts w:asciiTheme="majorHAnsi" w:eastAsiaTheme="majorEastAsia" w:hAnsiTheme="majorHAnsi" w:cstheme="majorBidi"/>
+        <w:rFonts w:ascii="Arial" w:hAnsi="Arial" w:cs="Arial" w:eastAsia="Arial"/>
         <w:b/>
         <w:bCs/>
       </w:rPr>
     </w:tblStylePr>
     <w:tblStylePr w:type="lastCol">
       <w:rPr>
-        <w:rFonts w:asciiTheme="majorHAnsi" w:eastAsiaTheme="majorEastAsia" w:hAnsiTheme="majorHAnsi" w:cstheme="majorBidi"/>
+        <w:rFonts w:ascii="Arial" w:hAnsi="Arial" w:cs="Arial" w:eastAsia="Arial"/>
         <w:b/>
         <w:bCs/>
       </w:rPr>
@@ -16753,7 +16753,7 @@
         <w:spacing w:before="0" w:after="0" w:line="240" w:lineRule="auto"/>
       </w:pPr>
       <w:rPr>
-        <w:rFonts w:asciiTheme="majorHAnsi" w:eastAsiaTheme="majorEastAsia" w:hAnsiTheme="majorHAnsi" w:cstheme="majorBidi"/>
+        <w:rFonts w:ascii="Arial" w:hAnsi="Arial" w:cs="Arial" w:eastAsia="Arial"/>
         <w:b/>
         <w:bCs/>
       </w:rPr>
@@ -16774,7 +16774,7 @@
         <w:spacing w:before="0" w:after="0" w:line="240" w:lineRule="auto"/>
       </w:pPr>
       <w:rPr>
-        <w:rFonts w:asciiTheme="majorHAnsi" w:eastAsiaTheme="majorEastAsia" w:hAnsiTheme="majorHAnsi" w:cstheme="majorBidi"/>
+        <w:rFonts w:ascii="Arial" w:hAnsi="Arial" w:cs="Arial" w:eastAsia="Arial"/>
         <w:b/>
         <w:bCs/>
       </w:rPr>
@@ -16792,14 +16792,14 @@
     </w:tblStylePr>
     <w:tblStylePr w:type="firstCol">
       <w:rPr>
-        <w:rFonts w:asciiTheme="majorHAnsi" w:eastAsiaTheme="majorEastAsia" w:hAnsiTheme="majorHAnsi" w:cstheme="majorBidi"/>
+        <w:rFonts w:ascii="Arial" w:hAnsi="Arial" w:cs="Arial" w:eastAsia="Arial"/>
         <w:b/>
         <w:bCs/>
       </w:rPr>
     </w:tblStylePr>
     <w:tblStylePr w:type="lastCol">
       <w:rPr>
-        <w:rFonts w:asciiTheme="majorHAnsi" w:eastAsiaTheme="majorEastAsia" w:hAnsiTheme="majorHAnsi" w:cstheme="majorBidi"/>
+        <w:rFonts w:ascii="Arial" w:hAnsi="Arial" w:cs="Arial" w:eastAsia="Arial"/>
         <w:b/>
         <w:bCs/>
       </w:rPr>
@@ -16883,7 +16883,7 @@
         <w:spacing w:before="0" w:after="0" w:line="240" w:lineRule="auto"/>
       </w:pPr>
       <w:rPr>
-        <w:rFonts w:asciiTheme="majorHAnsi" w:eastAsiaTheme="majorEastAsia" w:hAnsiTheme="majorHAnsi" w:cstheme="majorBidi"/>
+        <w:rFonts w:ascii="Arial" w:hAnsi="Arial" w:cs="Arial" w:eastAsia="Arial"/>
         <w:b/>
         <w:bCs/>
       </w:rPr>
@@ -16904,7 +16904,7 @@
         <w:spacing w:before="0" w:after="0" w:line="240" w:lineRule="auto"/>
       </w:pPr>
       <w:rPr>
-        <w:rFonts w:asciiTheme="majorHAnsi" w:eastAsiaTheme="majorEastAsia" w:hAnsiTheme="majorHAnsi" w:cstheme="majorBidi"/>
+        <w:rFonts w:ascii="Arial" w:hAnsi="Arial" w:cs="Arial" w:eastAsia="Arial"/>
         <w:b/>
         <w:bCs/>
       </w:rPr>
@@ -16922,14 +16922,14 @@
     </w:tblStylePr>
     <w:tblStylePr w:type="firstCol">
       <w:rPr>
-        <w:rFonts w:asciiTheme="majorHAnsi" w:eastAsiaTheme="majorEastAsia" w:hAnsiTheme="majorHAnsi" w:cstheme="majorBidi"/>
+        <w:rFonts w:ascii="Arial" w:hAnsi="Arial" w:cs="Arial" w:eastAsia="Arial"/>
         <w:b/>
         <w:bCs/>
       </w:rPr>
     </w:tblStylePr>
     <w:tblStylePr w:type="lastCol">
       <w:rPr>
-        <w:rFonts w:asciiTheme="majorHAnsi" w:eastAsiaTheme="majorEastAsia" w:hAnsiTheme="majorHAnsi" w:cstheme="majorBidi"/>
+        <w:rFonts w:ascii="Arial" w:hAnsi="Arial" w:cs="Arial" w:eastAsia="Arial"/>
         <w:b/>
         <w:bCs/>
       </w:rPr>
@@ -18794,7 +18794,7 @@
     </w:tblPr>
     <w:tblStylePr w:type="firstRow">
       <w:rPr>
-        <w:rFonts w:asciiTheme="majorHAnsi" w:eastAsiaTheme="majorEastAsia" w:hAnsiTheme="majorHAnsi" w:cstheme="majorBidi"/>
+        <w:rFonts w:ascii="Arial" w:hAnsi="Arial" w:cs="Arial" w:eastAsia="Arial"/>
       </w:rPr>
       <w:tblPr/>
       <w:tcPr>
@@ -18878,7 +18878,7 @@
     </w:tblPr>
     <w:tblStylePr w:type="firstRow">
       <w:rPr>
-        <w:rFonts w:asciiTheme="majorHAnsi" w:eastAsiaTheme="majorEastAsia" w:hAnsiTheme="majorHAnsi" w:cstheme="majorBidi"/>
+        <w:rFonts w:ascii="Arial" w:hAnsi="Arial" w:cs="Arial" w:eastAsia="Arial"/>
       </w:rPr>
       <w:tblPr/>
       <w:tcPr>
@@ -18962,7 +18962,7 @@
     </w:tblPr>
     <w:tblStylePr w:type="firstRow">
       <w:rPr>
-        <w:rFonts w:asciiTheme="majorHAnsi" w:eastAsiaTheme="majorEastAsia" w:hAnsiTheme="majorHAnsi" w:cstheme="majorBidi"/>
+        <w:rFonts w:ascii="Arial" w:hAnsi="Arial" w:cs="Arial" w:eastAsia="Arial"/>
       </w:rPr>
       <w:tblPr/>
       <w:tcPr>
@@ -19046,7 +19046,7 @@
     </w:tblPr>
     <w:tblStylePr w:type="firstRow">
       <w:rPr>
-        <w:rFonts w:asciiTheme="majorHAnsi" w:eastAsiaTheme="majorEastAsia" w:hAnsiTheme="majorHAnsi" w:cstheme="majorBidi"/>
+        <w:rFonts w:ascii="Arial" w:hAnsi="Arial" w:cs="Arial" w:eastAsia="Arial"/>
       </w:rPr>
       <w:tblPr/>
       <w:tcPr>
@@ -19130,7 +19130,7 @@
     </w:tblPr>
     <w:tblStylePr w:type="firstRow">
       <w:rPr>
-        <w:rFonts w:asciiTheme="majorHAnsi" w:eastAsiaTheme="majorEastAsia" w:hAnsiTheme="majorHAnsi" w:cstheme="majorBidi"/>
+        <w:rFonts w:ascii="Arial" w:hAnsi="Arial" w:cs="Arial" w:eastAsia="Arial"/>
       </w:rPr>
       <w:tblPr/>
       <w:tcPr>
@@ -19214,7 +19214,7 @@
     </w:tblPr>
     <w:tblStylePr w:type="firstRow">
       <w:rPr>
-        <w:rFonts w:asciiTheme="majorHAnsi" w:eastAsiaTheme="majorEastAsia" w:hAnsiTheme="majorHAnsi" w:cstheme="majorBidi"/>
+        <w:rFonts w:ascii="Arial" w:hAnsi="Arial" w:cs="Arial" w:eastAsia="Arial"/>
       </w:rPr>
       <w:tblPr/>
       <w:tcPr>
@@ -19298,7 +19298,7 @@
     </w:tblPr>
     <w:tblStylePr w:type="firstRow">
       <w:rPr>
-        <w:rFonts w:asciiTheme="majorHAnsi" w:eastAsiaTheme="majorEastAsia" w:hAnsiTheme="majorHAnsi" w:cstheme="majorBidi"/>
+        <w:rFonts w:ascii="Arial" w:hAnsi="Arial" w:cs="Arial" w:eastAsia="Arial"/>
       </w:rPr>
       <w:tblPr/>
       <w:tcPr>
@@ -19363,7 +19363,7 @@
       <w:spacing w:after="0" w:line="240" w:lineRule="auto"/>
     </w:pPr>
     <w:rPr>
-      <w:rFonts w:asciiTheme="majorHAnsi" w:eastAsiaTheme="majorEastAsia" w:hAnsiTheme="majorHAnsi" w:cstheme="majorBidi"/>
+      <w:rFonts w:ascii="Arial" w:hAnsi="Arial" w:cs="Arial" w:eastAsia="Arial"/>
       <w:color w:val="000000" w:themeColor="text1"/>
     </w:rPr>
     <w:tblPr>
@@ -19491,7 +19491,7 @@
       <w:spacing w:after="0" w:line="240" w:lineRule="auto"/>
     </w:pPr>
     <w:rPr>
-      <w:rFonts w:asciiTheme="majorHAnsi" w:eastAsiaTheme="majorEastAsia" w:hAnsiTheme="majorHAnsi" w:cstheme="majorBidi"/>
+      <w:rFonts w:ascii="Arial" w:hAnsi="Arial" w:cs="Arial" w:eastAsia="Arial"/>
       <w:color w:val="000000" w:themeColor="text1"/>
     </w:rPr>
     <w:tblPr>
@@ -19619,7 +19619,7 @@
       <w:spacing w:after="0" w:line="240" w:lineRule="auto"/>
     </w:pPr>
     <w:rPr>
-      <w:rFonts w:asciiTheme="majorHAnsi" w:eastAsiaTheme="majorEastAsia" w:hAnsiTheme="majorHAnsi" w:cstheme="majorBidi"/>
+      <w:rFonts w:ascii="Arial" w:hAnsi="Arial" w:cs="Arial" w:eastAsia="Arial"/>
       <w:color w:val="000000" w:themeColor="text1"/>
     </w:rPr>
     <w:tblPr>
@@ -19747,7 +19747,7 @@
       <w:spacing w:after="0" w:line="240" w:lineRule="auto"/>
     </w:pPr>
     <w:rPr>
-      <w:rFonts w:asciiTheme="majorHAnsi" w:eastAsiaTheme="majorEastAsia" w:hAnsiTheme="majorHAnsi" w:cstheme="majorBidi"/>
+      <w:rFonts w:ascii="Arial" w:hAnsi="Arial" w:cs="Arial" w:eastAsia="Arial"/>
       <w:color w:val="000000" w:themeColor="text1"/>
     </w:rPr>
     <w:tblPr>
@@ -19875,7 +19875,7 @@
       <w:spacing w:after="0" w:line="240" w:lineRule="auto"/>
     </w:pPr>
     <w:rPr>
-      <w:rFonts w:asciiTheme="majorHAnsi" w:eastAsiaTheme="majorEastAsia" w:hAnsiTheme="majorHAnsi" w:cstheme="majorBidi"/>
+      <w:rFonts w:ascii="Arial" w:hAnsi="Arial" w:cs="Arial" w:eastAsia="Arial"/>
       <w:color w:val="000000" w:themeColor="text1"/>
     </w:rPr>
     <w:tblPr>
@@ -20003,7 +20003,7 @@
       <w:spacing w:after="0" w:line="240" w:lineRule="auto"/>
     </w:pPr>
     <w:rPr>
-      <w:rFonts w:asciiTheme="majorHAnsi" w:eastAsiaTheme="majorEastAsia" w:hAnsiTheme="majorHAnsi" w:cstheme="majorBidi"/>
+      <w:rFonts w:ascii="Arial" w:hAnsi="Arial" w:cs="Arial" w:eastAsia="Arial"/>
       <w:color w:val="000000" w:themeColor="text1"/>
     </w:rPr>
     <w:tblPr>
@@ -20131,7 +20131,7 @@
       <w:spacing w:after="0" w:line="240" w:lineRule="auto"/>
     </w:pPr>
     <w:rPr>
-      <w:rFonts w:asciiTheme="majorHAnsi" w:eastAsiaTheme="majorEastAsia" w:hAnsiTheme="majorHAnsi" w:cstheme="majorBidi"/>
+      <w:rFonts w:ascii="Arial" w:hAnsi="Arial" w:cs="Arial" w:eastAsia="Arial"/>
       <w:color w:val="000000" w:themeColor="text1"/>
     </w:rPr>
     <w:tblPr>
@@ -20770,7 +20770,7 @@
       <w:spacing w:after="0" w:line="240" w:lineRule="auto"/>
     </w:pPr>
     <w:rPr>
-      <w:rFonts w:asciiTheme="majorHAnsi" w:eastAsiaTheme="majorEastAsia" w:hAnsiTheme="majorHAnsi" w:cstheme="majorBidi"/>
+      <w:rFonts w:ascii="Arial" w:hAnsi="Arial" w:cs="Arial" w:eastAsia="Arial"/>
       <w:color w:val="000000" w:themeColor="text1"/>
     </w:rPr>
     <w:tblPr>
@@ -20895,7 +20895,7 @@
       <w:spacing w:after="0" w:line="240" w:lineRule="auto"/>
     </w:pPr>
     <w:rPr>
-      <w:rFonts w:asciiTheme="majorHAnsi" w:eastAsiaTheme="majorEastAsia" w:hAnsiTheme="majorHAnsi" w:cstheme="majorBidi"/>
+      <w:rFonts w:ascii="Arial" w:hAnsi="Arial" w:cs="Arial" w:eastAsia="Arial"/>
       <w:color w:val="000000" w:themeColor="text1"/>
     </w:rPr>
     <w:tblPr>
@@ -21020,7 +21020,7 @@
       <w:spacing w:after="0" w:line="240" w:lineRule="auto"/>
     </w:pPr>
     <w:rPr>
-      <w:rFonts w:asciiTheme="majorHAnsi" w:eastAsiaTheme="majorEastAsia" w:hAnsiTheme="majorHAnsi" w:cstheme="majorBidi"/>
+      <w:rFonts w:ascii="Arial" w:hAnsi="Arial" w:cs="Arial" w:eastAsia="Arial"/>
       <w:color w:val="000000" w:themeColor="text1"/>
     </w:rPr>
     <w:tblPr>
@@ -21145,7 +21145,7 @@
       <w:spacing w:after="0" w:line="240" w:lineRule="auto"/>
     </w:pPr>
     <w:rPr>
-      <w:rFonts w:asciiTheme="majorHAnsi" w:eastAsiaTheme="majorEastAsia" w:hAnsiTheme="majorHAnsi" w:cstheme="majorBidi"/>
+      <w:rFonts w:ascii="Arial" w:hAnsi="Arial" w:cs="Arial" w:eastAsia="Arial"/>
       <w:color w:val="000000" w:themeColor="text1"/>
     </w:rPr>
     <w:tblPr>
@@ -21270,7 +21270,7 @@
       <w:spacing w:after="0" w:line="240" w:lineRule="auto"/>
     </w:pPr>
     <w:rPr>
-      <w:rFonts w:asciiTheme="majorHAnsi" w:eastAsiaTheme="majorEastAsia" w:hAnsiTheme="majorHAnsi" w:cstheme="majorBidi"/>
+      <w:rFonts w:ascii="Arial" w:hAnsi="Arial" w:cs="Arial" w:eastAsia="Arial"/>
       <w:color w:val="000000" w:themeColor="text1"/>
     </w:rPr>
     <w:tblPr>
@@ -21395,7 +21395,7 @@
       <w:spacing w:after="0" w:line="240" w:lineRule="auto"/>
     </w:pPr>
     <w:rPr>
-      <w:rFonts w:asciiTheme="majorHAnsi" w:eastAsiaTheme="majorEastAsia" w:hAnsiTheme="majorHAnsi" w:cstheme="majorBidi"/>
+      <w:rFonts w:ascii="Arial" w:hAnsi="Arial" w:cs="Arial" w:eastAsia="Arial"/>
       <w:color w:val="000000" w:themeColor="text1"/>
     </w:rPr>
     <w:tblPr>
@@ -21520,7 +21520,7 @@
       <w:spacing w:after="0" w:line="240" w:lineRule="auto"/>
     </w:pPr>
     <w:rPr>
-      <w:rFonts w:asciiTheme="majorHAnsi" w:eastAsiaTheme="majorEastAsia" w:hAnsiTheme="majorHAnsi" w:cstheme="majorBidi"/>
+      <w:rFonts w:ascii="Arial" w:hAnsi="Arial" w:cs="Arial" w:eastAsia="Arial"/>
       <w:color w:val="000000" w:themeColor="text1"/>
     </w:rPr>
     <w:tblPr>
@@ -25473,7 +25473,7 @@
     </a:clrScheme>
     <a:fontScheme name="Office">
       <a:majorFont>
-        <a:latin typeface="Calibri"/>
+        <a:latin typeface="Arial"/>
         <a:ea typeface=""/>
         <a:cs typeface=""/>
         <a:font script="Jpan" typeface="ＭＳ ゴシック"/>
@@ -25508,7 +25508,7 @@
         <a:font script="Geor" typeface="Sylfaen"/>
       </a:majorFont>
       <a:minorFont>
-        <a:latin typeface="Cambria"/>
+        <a:latin typeface="Arial"/>
         <a:ea typeface=""/>
         <a:cs typeface=""/>
         <a:font script="Jpan" typeface="ＭＳ 明朝"/>

--- a/assets/worksheets/simple-spectrometer/04-fft.docx
+++ b/assets/worksheets/simple-spectrometer/04-fft.docx
@@ -1541,15 +1541,39 @@
     <w:pPr>
       <w:pStyle w:val="Header"/>
       <w:tabs>
-        <w:tab w:pos="10080" w:val="right"/>
+        <w:tab w:val="clear" w:pos="576"/>
+        <w:tab w:val="clear" w:pos="1152"/>
+        <w:tab w:val="clear" w:pos="1728"/>
+        <w:tab w:val="clear" w:pos="2304"/>
+        <w:tab w:val="clear" w:pos="2880"/>
+        <w:tab w:val="clear" w:pos="3456"/>
+        <w:tab w:val="clear" w:pos="4032"/>
+        <w:tab w:pos="9820" w:val="right"/>
       </w:tabs>
+      <w:spacing w:before="0" w:after="0" w:lineRule="exact" w:line="480"/>
+      <w:shd w:val="clear" w:fill="002855"/>
+      <w:pBdr>
+        <w:bottom w:val="single" w:sz="16" w:space="0" w:color="EEAA00"/>
+      </w:pBdr>
     </w:pPr>
     <w:r>
       <w:rPr>
-        <w:b/>
-        <w:color w:val="002855"/>
-      </w:rPr>
-      <w:t>WVU DSPIRA</w:t>
+        <w:rFonts w:ascii="Arial" w:hAnsi="Arial"/>
+        <w:b/>
+        <w:color w:val="FFFFFF"/>
+        <w:sz w:val="32"/>
+      </w:rPr>
+      <w:t xml:space="preserve">  WVU DSPIRA</w:t>
+    </w:r>
+    <w:r>
+      <w:rPr>
+        <w:rFonts w:ascii="Arial" w:hAnsi="Arial"/>
+        <w:b w:val="0"/>
+        <w:color w:val="FFFFFF"/>
+        <w:sz w:val="18"/>
+      </w:rPr>
+      <w:tab/>
+      <w:t>WEST VIRGINIA UNIVERSITY</w:t>
     </w:r>
   </w:p>
 </w:hdr>

--- a/assets/worksheets/simple-spectrometer/04-fft.docx
+++ b/assets/worksheets/simple-spectrometer/04-fft.docx
@@ -834,7 +834,7 @@
       </w:tabs>
     </w:pPr>
     <w:r>
-      <w:t>wvurail.org/dspira</w:t>
+      <w:t>rail.wvu.edu/dspira</w:t>
     </w:r>
     <w:r>
       <w:tab/>
